--- a/docs/questions/qs-introtonumericalfractions.docx
+++ b/docs/questions/qs-introtonumericalfractions.docx
@@ -67,10 +67,41 @@
           <w:i/>
           <w:iCs/>
         </w:rPr>
-        <w:t xml:space="preserve">.</w:t>
-      </w:r>
-    </w:p>
-    <w:bookmarkStart w:id="51" w:name="q1"/>
+        <w:t xml:space="preserve">. You may also find</w:t>
+      </w:r>
+      <w:r>
+        <w:rPr>
+          <w:i/>
+          <w:iCs/>
+        </w:rPr>
+        <w:t xml:space="preserve"> </w:t>
+      </w:r>
+      <w:hyperlink r:id="rId21">
+        <w:r>
+          <w:rPr>
+            <w:rStyle w:val="Hyperlink"/>
+            <w:i/>
+            <w:iCs/>
+          </w:rPr>
+          <w:t xml:space="preserve">Calculator: Highest common factor, lowest common multiple</w:t>
+        </w:r>
+      </w:hyperlink>
+      <w:r>
+        <w:rPr>
+          <w:i/>
+          <w:iCs/>
+        </w:rPr>
+        <w:t xml:space="preserve"> </w:t>
+      </w:r>
+      <w:r>
+        <w:rPr>
+          <w:i/>
+          <w:iCs/>
+        </w:rPr>
+        <w:t xml:space="preserve">useful.</w:t>
+      </w:r>
+    </w:p>
+    <w:bookmarkStart w:id="52" w:name="q1"/>
     <w:p>
       <w:pPr>
         <w:pStyle w:val="Heading2"/>
@@ -110,18 +141,18 @@
           <wp:inline>
             <wp:extent cx="1428750" cy="1428750"/>
             <wp:effectExtent b="0" l="0" r="0" t="0"/>
-            <wp:docPr descr="" title="" id="22" name="Picture"/>
+            <wp:docPr descr="" title="" id="23" name="Picture"/>
             <a:graphic>
               <a:graphicData uri="http://schemas.openxmlformats.org/drawingml/2006/picture">
                 <pic:pic>
                   <pic:nvPicPr>
-                    <pic:cNvPr descr="FiguresPNG/qs-introtonumericalfractions-fig1.png" id="23" name="Picture"/>
+                    <pic:cNvPr descr="FiguresPNG/qs-introtonumericalfractions-fig1.png" id="24" name="Picture"/>
                     <pic:cNvPicPr>
                       <a:picLocks noChangeArrowheads="1" noChangeAspect="1"/>
                     </pic:cNvPicPr>
                   </pic:nvPicPr>
                   <pic:blipFill>
-                    <a:blip r:embed="rId21"/>
+                    <a:blip r:embed="rId22"/>
                     <a:stretch>
                       <a:fillRect/>
                     </a:stretch>
@@ -171,18 +202,18 @@
           <wp:inline>
             <wp:extent cx="1428750" cy="881944"/>
             <wp:effectExtent b="0" l="0" r="0" t="0"/>
-            <wp:docPr descr="" title="" id="25" name="Picture"/>
+            <wp:docPr descr="" title="" id="26" name="Picture"/>
             <a:graphic>
               <a:graphicData uri="http://schemas.openxmlformats.org/drawingml/2006/picture">
                 <pic:pic>
                   <pic:nvPicPr>
-                    <pic:cNvPr descr="FiguresPNG/qs-introtonumericalfractions-fig2.png" id="26" name="Picture"/>
+                    <pic:cNvPr descr="FiguresPNG/qs-introtonumericalfractions-fig2.png" id="27" name="Picture"/>
                     <pic:cNvPicPr>
                       <a:picLocks noChangeArrowheads="1" noChangeAspect="1"/>
                     </pic:cNvPicPr>
                   </pic:nvPicPr>
                   <pic:blipFill>
-                    <a:blip r:embed="rId24"/>
+                    <a:blip r:embed="rId25"/>
                     <a:stretch>
                       <a:fillRect/>
                     </a:stretch>
@@ -232,18 +263,18 @@
           <wp:inline>
             <wp:extent cx="1428750" cy="1428750"/>
             <wp:effectExtent b="0" l="0" r="0" t="0"/>
-            <wp:docPr descr="" title="" id="28" name="Picture"/>
+            <wp:docPr descr="" title="" id="29" name="Picture"/>
             <a:graphic>
               <a:graphicData uri="http://schemas.openxmlformats.org/drawingml/2006/picture">
                 <pic:pic>
                   <pic:nvPicPr>
-                    <pic:cNvPr descr="FiguresPNG/qs-introtonumericalfractions-fig3.png" id="29" name="Picture"/>
+                    <pic:cNvPr descr="FiguresPNG/qs-introtonumericalfractions-fig3.png" id="30" name="Picture"/>
                     <pic:cNvPicPr>
                       <a:picLocks noChangeArrowheads="1" noChangeAspect="1"/>
                     </pic:cNvPicPr>
                   </pic:nvPicPr>
                   <pic:blipFill>
-                    <a:blip r:embed="rId27"/>
+                    <a:blip r:embed="rId28"/>
                     <a:stretch>
                       <a:fillRect/>
                     </a:stretch>
@@ -293,18 +324,18 @@
           <wp:inline>
             <wp:extent cx="1428750" cy="1428750"/>
             <wp:effectExtent b="0" l="0" r="0" t="0"/>
-            <wp:docPr descr="" title="" id="31" name="Picture"/>
+            <wp:docPr descr="" title="" id="32" name="Picture"/>
             <a:graphic>
               <a:graphicData uri="http://schemas.openxmlformats.org/drawingml/2006/picture">
                 <pic:pic>
                   <pic:nvPicPr>
-                    <pic:cNvPr descr="FiguresPNG/qs-introtonumericalfractions-fig4.png" id="32" name="Picture"/>
+                    <pic:cNvPr descr="FiguresPNG/qs-introtonumericalfractions-fig4.png" id="33" name="Picture"/>
                     <pic:cNvPicPr>
                       <a:picLocks noChangeArrowheads="1" noChangeAspect="1"/>
                     </pic:cNvPicPr>
                   </pic:nvPicPr>
                   <pic:blipFill>
-                    <a:blip r:embed="rId30"/>
+                    <a:blip r:embed="rId31"/>
                     <a:stretch>
                       <a:fillRect/>
                     </a:stretch>
@@ -354,18 +385,18 @@
           <wp:inline>
             <wp:extent cx="1905000" cy="793750"/>
             <wp:effectExtent b="0" l="0" r="0" t="0"/>
-            <wp:docPr descr="" title="" id="34" name="Picture"/>
+            <wp:docPr descr="" title="" id="35" name="Picture"/>
             <a:graphic>
               <a:graphicData uri="http://schemas.openxmlformats.org/drawingml/2006/picture">
                 <pic:pic>
                   <pic:nvPicPr>
-                    <pic:cNvPr descr="FiguresPNG/qs-introtonumericalfractions-fig5.png" id="35" name="Picture"/>
+                    <pic:cNvPr descr="FiguresPNG/qs-introtonumericalfractions-fig5.png" id="36" name="Picture"/>
                     <pic:cNvPicPr>
                       <a:picLocks noChangeArrowheads="1" noChangeAspect="1"/>
                     </pic:cNvPicPr>
                   </pic:nvPicPr>
                   <pic:blipFill>
-                    <a:blip r:embed="rId33"/>
+                    <a:blip r:embed="rId34"/>
                     <a:stretch>
                       <a:fillRect/>
                     </a:stretch>
@@ -415,18 +446,18 @@
           <wp:inline>
             <wp:extent cx="1428750" cy="1428750"/>
             <wp:effectExtent b="0" l="0" r="0" t="0"/>
-            <wp:docPr descr="" title="" id="37" name="Picture"/>
+            <wp:docPr descr="" title="" id="38" name="Picture"/>
             <a:graphic>
               <a:graphicData uri="http://schemas.openxmlformats.org/drawingml/2006/picture">
                 <pic:pic>
                   <pic:nvPicPr>
-                    <pic:cNvPr descr="FiguresPNG/qs-introtonumericalfractions-fig6.png" id="38" name="Picture"/>
+                    <pic:cNvPr descr="FiguresPNG/qs-introtonumericalfractions-fig6.png" id="39" name="Picture"/>
                     <pic:cNvPicPr>
                       <a:picLocks noChangeArrowheads="1" noChangeAspect="1"/>
                     </pic:cNvPicPr>
                   </pic:nvPicPr>
                   <pic:blipFill>
-                    <a:blip r:embed="rId36"/>
+                    <a:blip r:embed="rId37"/>
                     <a:stretch>
                       <a:fillRect/>
                     </a:stretch>
@@ -476,18 +507,18 @@
           <wp:inline>
             <wp:extent cx="1905000" cy="793750"/>
             <wp:effectExtent b="0" l="0" r="0" t="0"/>
-            <wp:docPr descr="" title="" id="40" name="Picture"/>
+            <wp:docPr descr="" title="" id="41" name="Picture"/>
             <a:graphic>
               <a:graphicData uri="http://schemas.openxmlformats.org/drawingml/2006/picture">
                 <pic:pic>
                   <pic:nvPicPr>
-                    <pic:cNvPr descr="FiguresPNG/qs-introtonumericalfractions-fig7.png" id="41" name="Picture"/>
+                    <pic:cNvPr descr="FiguresPNG/qs-introtonumericalfractions-fig7.png" id="42" name="Picture"/>
                     <pic:cNvPicPr>
                       <a:picLocks noChangeArrowheads="1" noChangeAspect="1"/>
                     </pic:cNvPicPr>
                   </pic:nvPicPr>
                   <pic:blipFill>
-                    <a:blip r:embed="rId39"/>
+                    <a:blip r:embed="rId40"/>
                     <a:stretch>
                       <a:fillRect/>
                     </a:stretch>
@@ -537,18 +568,18 @@
           <wp:inline>
             <wp:extent cx="1428750" cy="1428750"/>
             <wp:effectExtent b="0" l="0" r="0" t="0"/>
-            <wp:docPr descr="" title="" id="43" name="Picture"/>
+            <wp:docPr descr="" title="" id="44" name="Picture"/>
             <a:graphic>
               <a:graphicData uri="http://schemas.openxmlformats.org/drawingml/2006/picture">
                 <pic:pic>
                   <pic:nvPicPr>
-                    <pic:cNvPr descr="FiguresPNG/qs-introtonumericalfractions-fig8.png" id="44" name="Picture"/>
+                    <pic:cNvPr descr="FiguresPNG/qs-introtonumericalfractions-fig8.png" id="45" name="Picture"/>
                     <pic:cNvPicPr>
                       <a:picLocks noChangeArrowheads="1" noChangeAspect="1"/>
                     </pic:cNvPicPr>
                   </pic:nvPicPr>
                   <pic:blipFill>
-                    <a:blip r:embed="rId42"/>
+                    <a:blip r:embed="rId43"/>
                     <a:stretch>
                       <a:fillRect/>
                     </a:stretch>
@@ -598,18 +629,18 @@
           <wp:inline>
             <wp:extent cx="1905000" cy="595312"/>
             <wp:effectExtent b="0" l="0" r="0" t="0"/>
-            <wp:docPr descr="" title="" id="46" name="Picture"/>
+            <wp:docPr descr="" title="" id="47" name="Picture"/>
             <a:graphic>
               <a:graphicData uri="http://schemas.openxmlformats.org/drawingml/2006/picture">
                 <pic:pic>
                   <pic:nvPicPr>
-                    <pic:cNvPr descr="FiguresPNG/qs-introtonumericalfractions-fig9.png" id="47" name="Picture"/>
+                    <pic:cNvPr descr="FiguresPNG/qs-introtonumericalfractions-fig9.png" id="48" name="Picture"/>
                     <pic:cNvPicPr>
                       <a:picLocks noChangeArrowheads="1" noChangeAspect="1"/>
                     </pic:cNvPicPr>
                   </pic:nvPicPr>
                   <pic:blipFill>
-                    <a:blip r:embed="rId45"/>
+                    <a:blip r:embed="rId46"/>
                     <a:stretch>
                       <a:fillRect/>
                     </a:stretch>
@@ -659,18 +690,18 @@
           <wp:inline>
             <wp:extent cx="1905000" cy="754455"/>
             <wp:effectExtent b="0" l="0" r="0" t="0"/>
-            <wp:docPr descr="" title="" id="49" name="Picture"/>
+            <wp:docPr descr="" title="" id="50" name="Picture"/>
             <a:graphic>
               <a:graphicData uri="http://schemas.openxmlformats.org/drawingml/2006/picture">
                 <pic:pic>
                   <pic:nvPicPr>
-                    <pic:cNvPr descr="FiguresPNG/qs-introtonumericalfractions-fig10.png" id="50" name="Picture"/>
+                    <pic:cNvPr descr="FiguresPNG/qs-introtonumericalfractions-fig10.png" id="51" name="Picture"/>
                     <pic:cNvPicPr>
                       <a:picLocks noChangeArrowheads="1" noChangeAspect="1"/>
                     </pic:cNvPicPr>
                   </pic:nvPicPr>
                   <pic:blipFill>
-                    <a:blip r:embed="rId48"/>
+                    <a:blip r:embed="rId49"/>
                     <a:stretch>
                       <a:fillRect/>
                     </a:stretch>
@@ -697,8 +728,8 @@
         </w:drawing>
       </w:r>
     </w:p>
-    <w:bookmarkEnd w:id="51"/>
-    <w:bookmarkStart w:id="52" w:name="q2"/>
+    <w:bookmarkEnd w:id="52"/>
+    <w:bookmarkStart w:id="53" w:name="q2"/>
     <w:p>
       <w:pPr>
         <w:pStyle w:val="Heading2"/>
@@ -1079,8 +1110,8 @@
         </m:f>
       </m:oMath>
     </w:p>
-    <w:bookmarkEnd w:id="52"/>
-    <w:bookmarkStart w:id="53" w:name="q3"/>
+    <w:bookmarkEnd w:id="53"/>
+    <w:bookmarkStart w:id="54" w:name="q3"/>
     <w:p>
       <w:pPr>
         <w:pStyle w:val="Heading2"/>
@@ -1437,8 +1468,8 @@
         </m:f>
       </m:oMath>
     </w:p>
-    <w:bookmarkEnd w:id="53"/>
-    <w:bookmarkStart w:id="54" w:name="q4"/>
+    <w:bookmarkEnd w:id="54"/>
+    <w:bookmarkStart w:id="55" w:name="q4"/>
     <w:p>
       <w:pPr>
         <w:pStyle w:val="Heading2"/>
@@ -2339,8 +2370,8 @@
         </m:f>
       </m:oMath>
     </w:p>
-    <w:bookmarkEnd w:id="54"/>
-    <w:bookmarkStart w:id="55" w:name="q5"/>
+    <w:bookmarkEnd w:id="55"/>
+    <w:bookmarkStart w:id="56" w:name="q5"/>
     <w:p>
       <w:pPr>
         <w:pStyle w:val="Heading2"/>
@@ -2667,8 +2698,8 @@
         </m:f>
       </m:oMath>
     </w:p>
-    <w:bookmarkEnd w:id="55"/>
-    <w:bookmarkStart w:id="57" w:name="q6"/>
+    <w:bookmarkEnd w:id="56"/>
+    <w:bookmarkStart w:id="58" w:name="q6"/>
     <w:p>
       <w:pPr>
         <w:pStyle w:val="Heading2"/>
@@ -3236,7 +3267,7 @@
       <w:pPr>
         <w:pStyle w:val="FirstParagraph"/>
       </w:pPr>
-      <w:hyperlink r:id="rId56">
+      <w:hyperlink r:id="rId57">
         <w:r>
           <w:rPr>
             <w:rStyle w:val="Hyperlink"/>
@@ -3252,8 +3283,8 @@
         </w:pict>
       </w:r>
     </w:p>
-    <w:bookmarkEnd w:id="57"/>
-    <w:bookmarkStart w:id="59" w:name="version-history-and-licensing"/>
+    <w:bookmarkEnd w:id="58"/>
+    <w:bookmarkStart w:id="60" w:name="version-history-and-licensing"/>
     <w:p>
       <w:pPr>
         <w:pStyle w:val="Heading2"/>
@@ -3274,7 +3305,7 @@
       <w:pPr>
         <w:pStyle w:val="BodyText"/>
       </w:pPr>
-      <w:hyperlink r:id="rId58">
+      <w:hyperlink r:id="rId59">
         <w:r>
           <w:rPr>
             <w:rStyle w:val="Hyperlink"/>
@@ -3283,7 +3314,7 @@
         </w:r>
       </w:hyperlink>
     </w:p>
-    <w:bookmarkEnd w:id="59"/>
+    <w:bookmarkEnd w:id="60"/>
     <w:sectPr>
       <w:pgSz w:h="15840" w:w="12240"/>
       <w:pgMar w:bottom="1440" w:footer="720" w:gutter="0" w:header="720" w:left="1440" w:right="1440" w:top="1440"/>

--- a/docs/questions/qs-introtonumericalfractions.docx
+++ b/docs/questions/qs-introtonumericalfractions.docx
@@ -52,7 +52,7 @@
         </w:rPr>
         <w:t xml:space="preserve"> </w:t>
       </w:r>
-      <w:hyperlink r:id="rId20">
+      <w:hyperlink r:id="rId9">
         <w:r>
           <w:rPr>
             <w:rStyle w:val="Hyperlink"/>
@@ -76,7 +76,7 @@
         </w:rPr>
         <w:t xml:space="preserve"> </w:t>
       </w:r>
-      <w:hyperlink r:id="rId21">
+      <w:hyperlink r:id="rId10">
         <w:r>
           <w:rPr>
             <w:rStyle w:val="Hyperlink"/>
@@ -101,7 +101,7 @@
         <w:t xml:space="preserve">useful.</w:t>
       </w:r>
     </w:p>
-    <w:bookmarkStart w:id="52" w:name="q1"/>
+    <w:bookmarkStart w:id="41" w:name="q1"/>
     <w:p>
       <w:pPr>
         <w:pStyle w:val="Heading2"/>
@@ -141,18 +141,18 @@
           <wp:inline>
             <wp:extent cx="1428750" cy="1428750"/>
             <wp:effectExtent b="0" l="0" r="0" t="0"/>
-            <wp:docPr descr="" title="" id="23" name="Picture"/>
+            <wp:docPr descr="" title="" id="12" name="Picture"/>
             <a:graphic>
               <a:graphicData uri="http://schemas.openxmlformats.org/drawingml/2006/picture">
                 <pic:pic>
                   <pic:nvPicPr>
-                    <pic:cNvPr descr="FiguresPNG/qs-introtonumericalfractions-fig1.png" id="24" name="Picture"/>
+                    <pic:cNvPr descr="FiguresPNG/qs-introtonumericalfractions-fig1.png" id="13" name="Picture"/>
                     <pic:cNvPicPr>
                       <a:picLocks noChangeArrowheads="1" noChangeAspect="1"/>
                     </pic:cNvPicPr>
                   </pic:nvPicPr>
                   <pic:blipFill>
-                    <a:blip r:embed="rId22"/>
+                    <a:blip r:embed="rId11"/>
                     <a:stretch>
                       <a:fillRect/>
                     </a:stretch>
@@ -202,18 +202,18 @@
           <wp:inline>
             <wp:extent cx="1428750" cy="881944"/>
             <wp:effectExtent b="0" l="0" r="0" t="0"/>
-            <wp:docPr descr="" title="" id="26" name="Picture"/>
+            <wp:docPr descr="" title="" id="15" name="Picture"/>
             <a:graphic>
               <a:graphicData uri="http://schemas.openxmlformats.org/drawingml/2006/picture">
                 <pic:pic>
                   <pic:nvPicPr>
-                    <pic:cNvPr descr="FiguresPNG/qs-introtonumericalfractions-fig2.png" id="27" name="Picture"/>
+                    <pic:cNvPr descr="FiguresPNG/qs-introtonumericalfractions-fig2.png" id="16" name="Picture"/>
                     <pic:cNvPicPr>
                       <a:picLocks noChangeArrowheads="1" noChangeAspect="1"/>
                     </pic:cNvPicPr>
                   </pic:nvPicPr>
                   <pic:blipFill>
-                    <a:blip r:embed="rId25"/>
+                    <a:blip r:embed="rId14"/>
                     <a:stretch>
                       <a:fillRect/>
                     </a:stretch>
@@ -263,18 +263,18 @@
           <wp:inline>
             <wp:extent cx="1428750" cy="1428750"/>
             <wp:effectExtent b="0" l="0" r="0" t="0"/>
-            <wp:docPr descr="" title="" id="29" name="Picture"/>
+            <wp:docPr descr="" title="" id="18" name="Picture"/>
             <a:graphic>
               <a:graphicData uri="http://schemas.openxmlformats.org/drawingml/2006/picture">
                 <pic:pic>
                   <pic:nvPicPr>
-                    <pic:cNvPr descr="FiguresPNG/qs-introtonumericalfractions-fig3.png" id="30" name="Picture"/>
+                    <pic:cNvPr descr="FiguresPNG/qs-introtonumericalfractions-fig3.png" id="19" name="Picture"/>
                     <pic:cNvPicPr>
                       <a:picLocks noChangeArrowheads="1" noChangeAspect="1"/>
                     </pic:cNvPicPr>
                   </pic:nvPicPr>
                   <pic:blipFill>
-                    <a:blip r:embed="rId28"/>
+                    <a:blip r:embed="rId17"/>
                     <a:stretch>
                       <a:fillRect/>
                     </a:stretch>
@@ -324,18 +324,18 @@
           <wp:inline>
             <wp:extent cx="1428750" cy="1428750"/>
             <wp:effectExtent b="0" l="0" r="0" t="0"/>
-            <wp:docPr descr="" title="" id="32" name="Picture"/>
+            <wp:docPr descr="" title="" id="21" name="Picture"/>
             <a:graphic>
               <a:graphicData uri="http://schemas.openxmlformats.org/drawingml/2006/picture">
                 <pic:pic>
                   <pic:nvPicPr>
-                    <pic:cNvPr descr="FiguresPNG/qs-introtonumericalfractions-fig4.png" id="33" name="Picture"/>
+                    <pic:cNvPr descr="FiguresPNG/qs-introtonumericalfractions-fig4.png" id="22" name="Picture"/>
                     <pic:cNvPicPr>
                       <a:picLocks noChangeArrowheads="1" noChangeAspect="1"/>
                     </pic:cNvPicPr>
                   </pic:nvPicPr>
                   <pic:blipFill>
-                    <a:blip r:embed="rId31"/>
+                    <a:blip r:embed="rId20"/>
                     <a:stretch>
                       <a:fillRect/>
                     </a:stretch>
@@ -385,18 +385,18 @@
           <wp:inline>
             <wp:extent cx="1905000" cy="793750"/>
             <wp:effectExtent b="0" l="0" r="0" t="0"/>
-            <wp:docPr descr="" title="" id="35" name="Picture"/>
+            <wp:docPr descr="" title="" id="24" name="Picture"/>
             <a:graphic>
               <a:graphicData uri="http://schemas.openxmlformats.org/drawingml/2006/picture">
                 <pic:pic>
                   <pic:nvPicPr>
-                    <pic:cNvPr descr="FiguresPNG/qs-introtonumericalfractions-fig5.png" id="36" name="Picture"/>
+                    <pic:cNvPr descr="FiguresPNG/qs-introtonumericalfractions-fig5.png" id="25" name="Picture"/>
                     <pic:cNvPicPr>
                       <a:picLocks noChangeArrowheads="1" noChangeAspect="1"/>
                     </pic:cNvPicPr>
                   </pic:nvPicPr>
                   <pic:blipFill>
-                    <a:blip r:embed="rId34"/>
+                    <a:blip r:embed="rId23"/>
                     <a:stretch>
                       <a:fillRect/>
                     </a:stretch>
@@ -446,18 +446,18 @@
           <wp:inline>
             <wp:extent cx="1428750" cy="1428750"/>
             <wp:effectExtent b="0" l="0" r="0" t="0"/>
-            <wp:docPr descr="" title="" id="38" name="Picture"/>
+            <wp:docPr descr="" title="" id="27" name="Picture"/>
             <a:graphic>
               <a:graphicData uri="http://schemas.openxmlformats.org/drawingml/2006/picture">
                 <pic:pic>
                   <pic:nvPicPr>
-                    <pic:cNvPr descr="FiguresPNG/qs-introtonumericalfractions-fig6.png" id="39" name="Picture"/>
+                    <pic:cNvPr descr="FiguresPNG/qs-introtonumericalfractions-fig6.png" id="28" name="Picture"/>
                     <pic:cNvPicPr>
                       <a:picLocks noChangeArrowheads="1" noChangeAspect="1"/>
                     </pic:cNvPicPr>
                   </pic:nvPicPr>
                   <pic:blipFill>
-                    <a:blip r:embed="rId37"/>
+                    <a:blip r:embed="rId26"/>
                     <a:stretch>
                       <a:fillRect/>
                     </a:stretch>
@@ -507,18 +507,18 @@
           <wp:inline>
             <wp:extent cx="1905000" cy="793750"/>
             <wp:effectExtent b="0" l="0" r="0" t="0"/>
-            <wp:docPr descr="" title="" id="41" name="Picture"/>
+            <wp:docPr descr="" title="" id="30" name="Picture"/>
             <a:graphic>
               <a:graphicData uri="http://schemas.openxmlformats.org/drawingml/2006/picture">
                 <pic:pic>
                   <pic:nvPicPr>
-                    <pic:cNvPr descr="FiguresPNG/qs-introtonumericalfractions-fig7.png" id="42" name="Picture"/>
+                    <pic:cNvPr descr="FiguresPNG/qs-introtonumericalfractions-fig7.png" id="31" name="Picture"/>
                     <pic:cNvPicPr>
                       <a:picLocks noChangeArrowheads="1" noChangeAspect="1"/>
                     </pic:cNvPicPr>
                   </pic:nvPicPr>
                   <pic:blipFill>
-                    <a:blip r:embed="rId40"/>
+                    <a:blip r:embed="rId29"/>
                     <a:stretch>
                       <a:fillRect/>
                     </a:stretch>
@@ -568,18 +568,18 @@
           <wp:inline>
             <wp:extent cx="1428750" cy="1428750"/>
             <wp:effectExtent b="0" l="0" r="0" t="0"/>
-            <wp:docPr descr="" title="" id="44" name="Picture"/>
+            <wp:docPr descr="" title="" id="33" name="Picture"/>
             <a:graphic>
               <a:graphicData uri="http://schemas.openxmlformats.org/drawingml/2006/picture">
                 <pic:pic>
                   <pic:nvPicPr>
-                    <pic:cNvPr descr="FiguresPNG/qs-introtonumericalfractions-fig8.png" id="45" name="Picture"/>
+                    <pic:cNvPr descr="FiguresPNG/qs-introtonumericalfractions-fig8.png" id="34" name="Picture"/>
                     <pic:cNvPicPr>
                       <a:picLocks noChangeArrowheads="1" noChangeAspect="1"/>
                     </pic:cNvPicPr>
                   </pic:nvPicPr>
                   <pic:blipFill>
-                    <a:blip r:embed="rId43"/>
+                    <a:blip r:embed="rId32"/>
                     <a:stretch>
                       <a:fillRect/>
                     </a:stretch>
@@ -629,18 +629,18 @@
           <wp:inline>
             <wp:extent cx="1905000" cy="595312"/>
             <wp:effectExtent b="0" l="0" r="0" t="0"/>
-            <wp:docPr descr="" title="" id="47" name="Picture"/>
+            <wp:docPr descr="" title="" id="36" name="Picture"/>
             <a:graphic>
               <a:graphicData uri="http://schemas.openxmlformats.org/drawingml/2006/picture">
                 <pic:pic>
                   <pic:nvPicPr>
-                    <pic:cNvPr descr="FiguresPNG/qs-introtonumericalfractions-fig9.png" id="48" name="Picture"/>
+                    <pic:cNvPr descr="FiguresPNG/qs-introtonumericalfractions-fig9.png" id="37" name="Picture"/>
                     <pic:cNvPicPr>
                       <a:picLocks noChangeArrowheads="1" noChangeAspect="1"/>
                     </pic:cNvPicPr>
                   </pic:nvPicPr>
                   <pic:blipFill>
-                    <a:blip r:embed="rId46"/>
+                    <a:blip r:embed="rId35"/>
                     <a:stretch>
                       <a:fillRect/>
                     </a:stretch>
@@ -690,18 +690,18 @@
           <wp:inline>
             <wp:extent cx="1905000" cy="754455"/>
             <wp:effectExtent b="0" l="0" r="0" t="0"/>
-            <wp:docPr descr="" title="" id="50" name="Picture"/>
+            <wp:docPr descr="" title="" id="39" name="Picture"/>
             <a:graphic>
               <a:graphicData uri="http://schemas.openxmlformats.org/drawingml/2006/picture">
                 <pic:pic>
                   <pic:nvPicPr>
-                    <pic:cNvPr descr="FiguresPNG/qs-introtonumericalfractions-fig10.png" id="51" name="Picture"/>
+                    <pic:cNvPr descr="FiguresPNG/qs-introtonumericalfractions-fig10.png" id="40" name="Picture"/>
                     <pic:cNvPicPr>
                       <a:picLocks noChangeArrowheads="1" noChangeAspect="1"/>
                     </pic:cNvPicPr>
                   </pic:nvPicPr>
                   <pic:blipFill>
-                    <a:blip r:embed="rId49"/>
+                    <a:blip r:embed="rId38"/>
                     <a:stretch>
                       <a:fillRect/>
                     </a:stretch>
@@ -728,8 +728,8 @@
         </w:drawing>
       </w:r>
     </w:p>
-    <w:bookmarkEnd w:id="52"/>
-    <w:bookmarkStart w:id="53" w:name="q2"/>
+    <w:bookmarkEnd w:id="41"/>
+    <w:bookmarkStart w:id="42" w:name="q2"/>
     <w:p>
       <w:pPr>
         <w:pStyle w:val="Heading2"/>
@@ -1110,8 +1110,8 @@
         </m:f>
       </m:oMath>
     </w:p>
-    <w:bookmarkEnd w:id="53"/>
-    <w:bookmarkStart w:id="54" w:name="q3"/>
+    <w:bookmarkEnd w:id="42"/>
+    <w:bookmarkStart w:id="43" w:name="q3"/>
     <w:p>
       <w:pPr>
         <w:pStyle w:val="Heading2"/>
@@ -1468,8 +1468,8 @@
         </m:f>
       </m:oMath>
     </w:p>
-    <w:bookmarkEnd w:id="54"/>
-    <w:bookmarkStart w:id="55" w:name="q4"/>
+    <w:bookmarkEnd w:id="43"/>
+    <w:bookmarkStart w:id="44" w:name="q4"/>
     <w:p>
       <w:pPr>
         <w:pStyle w:val="Heading2"/>
@@ -2370,8 +2370,8 @@
         </m:f>
       </m:oMath>
     </w:p>
-    <w:bookmarkEnd w:id="55"/>
-    <w:bookmarkStart w:id="56" w:name="q5"/>
+    <w:bookmarkEnd w:id="44"/>
+    <w:bookmarkStart w:id="45" w:name="q5"/>
     <w:p>
       <w:pPr>
         <w:pStyle w:val="Heading2"/>
@@ -2698,8 +2698,8 @@
         </m:f>
       </m:oMath>
     </w:p>
-    <w:bookmarkEnd w:id="56"/>
-    <w:bookmarkStart w:id="58" w:name="q6"/>
+    <w:bookmarkEnd w:id="45"/>
+    <w:bookmarkStart w:id="47" w:name="q6"/>
     <w:p>
       <w:pPr>
         <w:pStyle w:val="Heading2"/>
@@ -3267,7 +3267,7 @@
       <w:pPr>
         <w:pStyle w:val="FirstParagraph"/>
       </w:pPr>
-      <w:hyperlink r:id="rId57">
+      <w:hyperlink r:id="rId46">
         <w:r>
           <w:rPr>
             <w:rStyle w:val="Hyperlink"/>
@@ -3283,8 +3283,8 @@
         </w:pict>
       </w:r>
     </w:p>
-    <w:bookmarkEnd w:id="58"/>
-    <w:bookmarkStart w:id="60" w:name="version-history-and-licensing"/>
+    <w:bookmarkEnd w:id="47"/>
+    <w:bookmarkStart w:id="49" w:name="version-history-and-licensing"/>
     <w:p>
       <w:pPr>
         <w:pStyle w:val="Heading2"/>
@@ -3305,7 +3305,7 @@
       <w:pPr>
         <w:pStyle w:val="BodyText"/>
       </w:pPr>
-      <w:hyperlink r:id="rId59">
+      <w:hyperlink r:id="rId48">
         <w:r>
           <w:rPr>
             <w:rStyle w:val="Hyperlink"/>
@@ -3314,7 +3314,7 @@
         </w:r>
       </w:hyperlink>
     </w:p>
-    <w:bookmarkEnd w:id="60"/>
+    <w:bookmarkEnd w:id="49"/>
     <w:sectPr>
       <w:pgSz w:h="15840" w:w="12240"/>
       <w:pgMar w:bottom="1440" w:footer="720" w:gutter="0" w:header="720" w:left="1440" w:right="1440" w:top="1440"/>
